--- a/photos/dbnotes.docx
+++ b/photos/dbnotes.docx
@@ -62,6 +62,862 @@
     <w:p>
       <w:r>
         <w:t>)</w:t>
+      </w:r>
+    </w:p>
+    <w:p>
+      <w:proofErr w:type="gramStart"/>
+      <w:r>
+        <w:t>select</w:t>
+      </w:r>
+      <w:proofErr w:type="gramEnd"/>
+      <w:r>
+        <w:t xml:space="preserve"> * from student</w:t>
+      </w:r>
+    </w:p>
+    <w:p>
+      <w:r>
+        <w:t xml:space="preserve">create table </w:t>
+      </w:r>
+      <w:proofErr w:type="spellStart"/>
+      <w:r>
+        <w:t>EmployeeDemo</w:t>
+      </w:r>
+      <w:proofErr w:type="spellEnd"/>
+      <w:r>
+        <w:t xml:space="preserve"> </w:t>
+      </w:r>
+    </w:p>
+    <w:p>
+      <w:r>
+        <w:t>(</w:t>
+      </w:r>
+    </w:p>
+    <w:p>
+      <w:proofErr w:type="spellStart"/>
+      <w:r>
+        <w:t>EmployeeId</w:t>
+      </w:r>
+      <w:proofErr w:type="spellEnd"/>
+      <w:r>
+        <w:t xml:space="preserve"> </w:t>
+      </w:r>
+      <w:proofErr w:type="spellStart"/>
+      <w:r>
+        <w:t>int</w:t>
+      </w:r>
+      <w:proofErr w:type="spellEnd"/>
+      <w:r>
+        <w:t>,</w:t>
+      </w:r>
+    </w:p>
+    <w:p>
+      <w:proofErr w:type="spellStart"/>
+      <w:r>
+        <w:t>EmployeeName</w:t>
+      </w:r>
+      <w:proofErr w:type="spellEnd"/>
+      <w:r>
+        <w:t xml:space="preserve"> char(10),</w:t>
+      </w:r>
+    </w:p>
+    <w:p>
+      <w:r>
+        <w:t>Location char(20),</w:t>
+      </w:r>
+    </w:p>
+    <w:p>
+      <w:r>
+        <w:t xml:space="preserve">age </w:t>
+      </w:r>
+      <w:proofErr w:type="spellStart"/>
+      <w:r>
+        <w:t>int</w:t>
+      </w:r>
+      <w:proofErr w:type="spellEnd"/>
+    </w:p>
+    <w:p>
+      <w:r>
+        <w:t>)</w:t>
+      </w:r>
+    </w:p>
+    <w:p>
+      <w:r>
+        <w:t xml:space="preserve">DESCRIBE </w:t>
+      </w:r>
+      <w:proofErr w:type="spellStart"/>
+      <w:r>
+        <w:t>EmployeeDemo</w:t>
+      </w:r>
+      <w:proofErr w:type="spellEnd"/>
+    </w:p>
+    <w:p>
+      <w:r>
+        <w:t xml:space="preserve">Alter table </w:t>
+      </w:r>
+      <w:proofErr w:type="spellStart"/>
+      <w:r>
+        <w:t>EmployeeDemo</w:t>
+      </w:r>
+      <w:proofErr w:type="spellEnd"/>
+      <w:r>
+        <w:t xml:space="preserve"> MODIFY EMPLOYEEID </w:t>
+      </w:r>
+      <w:proofErr w:type="spellStart"/>
+      <w:r>
+        <w:t>varchar</w:t>
+      </w:r>
+      <w:proofErr w:type="spellEnd"/>
+      <w:r>
+        <w:t>(22)</w:t>
+      </w:r>
+    </w:p>
+    <w:p>
+      <w:r>
+        <w:t xml:space="preserve">Alter table </w:t>
+      </w:r>
+      <w:proofErr w:type="spellStart"/>
+      <w:r>
+        <w:t>EmployeeDemo</w:t>
+      </w:r>
+      <w:proofErr w:type="spellEnd"/>
+      <w:r>
+        <w:t xml:space="preserve"> ADD email </w:t>
+      </w:r>
+      <w:proofErr w:type="spellStart"/>
+      <w:r>
+        <w:t>varchar</w:t>
+      </w:r>
+      <w:proofErr w:type="spellEnd"/>
+      <w:r>
+        <w:t>(22)</w:t>
+      </w:r>
+    </w:p>
+    <w:p>
+      <w:r>
+        <w:t xml:space="preserve">Alter table </w:t>
+      </w:r>
+      <w:proofErr w:type="spellStart"/>
+      <w:r>
+        <w:t>EmployeeDemo</w:t>
+      </w:r>
+      <w:proofErr w:type="spellEnd"/>
+      <w:r>
+        <w:t xml:space="preserve"> Rename column Location to address</w:t>
+      </w:r>
+    </w:p>
+    <w:p>
+      <w:r>
+        <w:t xml:space="preserve">Alter table </w:t>
+      </w:r>
+      <w:proofErr w:type="spellStart"/>
+      <w:r>
+        <w:t>EmployeeDemo</w:t>
+      </w:r>
+      <w:proofErr w:type="spellEnd"/>
+      <w:r>
+        <w:t xml:space="preserve"> drop email</w:t>
+      </w:r>
+    </w:p>
+    <w:p>
+      <w:pPr>
+        <w:pBdr>
+          <w:bottom w:val="single" w:sz="6" w:space="1" w:color="auto"/>
+        </w:pBdr>
+      </w:pPr>
+    </w:p>
+    <w:p>
+      <w:r>
+        <w:t>create table students(</w:t>
+      </w:r>
+    </w:p>
+    <w:p>
+      <w:proofErr w:type="spellStart"/>
+      <w:r>
+        <w:t>student_id</w:t>
+      </w:r>
+      <w:proofErr w:type="spellEnd"/>
+      <w:r>
+        <w:t xml:space="preserve"> </w:t>
+      </w:r>
+      <w:proofErr w:type="spellStart"/>
+      <w:r>
+        <w:t>int</w:t>
+      </w:r>
+      <w:proofErr w:type="spellEnd"/>
+      <w:r>
+        <w:t>,</w:t>
+      </w:r>
+    </w:p>
+    <w:p>
+      <w:proofErr w:type="spellStart"/>
+      <w:r>
+        <w:t>last_name</w:t>
+      </w:r>
+      <w:proofErr w:type="spellEnd"/>
+      <w:r>
+        <w:t xml:space="preserve"> </w:t>
+      </w:r>
+      <w:proofErr w:type="spellStart"/>
+      <w:r>
+        <w:t>varchar</w:t>
+      </w:r>
+      <w:proofErr w:type="spellEnd"/>
+      <w:r>
+        <w:t>(50),</w:t>
+      </w:r>
+    </w:p>
+    <w:p>
+      <w:proofErr w:type="spellStart"/>
+      <w:r>
+        <w:t>date_of_birth</w:t>
+      </w:r>
+      <w:proofErr w:type="spellEnd"/>
+      <w:r>
+        <w:t xml:space="preserve"> date,</w:t>
+      </w:r>
+    </w:p>
+    <w:p>
+      <w:r>
+        <w:t xml:space="preserve">email </w:t>
+      </w:r>
+      <w:proofErr w:type="spellStart"/>
+      <w:r>
+        <w:t>varchar</w:t>
+      </w:r>
+      <w:proofErr w:type="spellEnd"/>
+      <w:r>
+        <w:t>(100)</w:t>
+      </w:r>
+    </w:p>
+    <w:p>
+      <w:r>
+        <w:t>)</w:t>
+      </w:r>
+    </w:p>
+    <w:p>
+      <w:r>
+        <w:t>create table course(</w:t>
+      </w:r>
+    </w:p>
+    <w:p>
+      <w:proofErr w:type="spellStart"/>
+      <w:r>
+        <w:t>course_id</w:t>
+      </w:r>
+      <w:proofErr w:type="spellEnd"/>
+      <w:r>
+        <w:t xml:space="preserve"> </w:t>
+      </w:r>
+      <w:proofErr w:type="spellStart"/>
+      <w:r>
+        <w:t>int</w:t>
+      </w:r>
+      <w:proofErr w:type="spellEnd"/>
+      <w:r>
+        <w:t>,</w:t>
+      </w:r>
+    </w:p>
+    <w:p>
+      <w:proofErr w:type="spellStart"/>
+      <w:r>
+        <w:t>course_name</w:t>
+      </w:r>
+      <w:proofErr w:type="spellEnd"/>
+      <w:r>
+        <w:t xml:space="preserve"> </w:t>
+      </w:r>
+      <w:proofErr w:type="spellStart"/>
+      <w:r>
+        <w:t>varchar</w:t>
+      </w:r>
+      <w:proofErr w:type="spellEnd"/>
+      <w:r>
+        <w:t>(100),</w:t>
+      </w:r>
+    </w:p>
+    <w:p>
+      <w:proofErr w:type="spellStart"/>
+      <w:r>
+        <w:t>course_description</w:t>
+      </w:r>
+      <w:proofErr w:type="spellEnd"/>
+      <w:r>
+        <w:t xml:space="preserve"> </w:t>
+      </w:r>
+      <w:proofErr w:type="spellStart"/>
+      <w:r>
+        <w:t>varchar</w:t>
+      </w:r>
+      <w:proofErr w:type="spellEnd"/>
+      <w:r>
+        <w:t>(255)</w:t>
+      </w:r>
+    </w:p>
+    <w:p>
+      <w:r>
+        <w:t>)</w:t>
+      </w:r>
+    </w:p>
+    <w:p>
+      <w:r>
+        <w:t xml:space="preserve">create table </w:t>
+      </w:r>
+      <w:proofErr w:type="spellStart"/>
+      <w:r>
+        <w:t>enrollments</w:t>
+      </w:r>
+      <w:proofErr w:type="spellEnd"/>
+      <w:r>
+        <w:t>(</w:t>
+      </w:r>
+    </w:p>
+    <w:p>
+      <w:proofErr w:type="spellStart"/>
+      <w:r>
+        <w:lastRenderedPageBreak/>
+        <w:t>enrollment_id</w:t>
+      </w:r>
+      <w:proofErr w:type="spellEnd"/>
+      <w:r>
+        <w:t xml:space="preserve"> </w:t>
+      </w:r>
+      <w:proofErr w:type="spellStart"/>
+      <w:r>
+        <w:t>int</w:t>
+      </w:r>
+      <w:proofErr w:type="spellEnd"/>
+      <w:r>
+        <w:t>,</w:t>
+      </w:r>
+    </w:p>
+    <w:p>
+      <w:proofErr w:type="spellStart"/>
+      <w:r>
+        <w:t>student_id</w:t>
+      </w:r>
+      <w:proofErr w:type="spellEnd"/>
+      <w:r>
+        <w:t xml:space="preserve"> </w:t>
+      </w:r>
+      <w:proofErr w:type="spellStart"/>
+      <w:r>
+        <w:t>int</w:t>
+      </w:r>
+      <w:proofErr w:type="spellEnd"/>
+      <w:r>
+        <w:t>,</w:t>
+      </w:r>
+    </w:p>
+    <w:p>
+      <w:proofErr w:type="spellStart"/>
+      <w:r>
+        <w:t>course_id</w:t>
+      </w:r>
+      <w:proofErr w:type="spellEnd"/>
+      <w:r>
+        <w:t xml:space="preserve"> </w:t>
+      </w:r>
+      <w:proofErr w:type="spellStart"/>
+      <w:r>
+        <w:t>int</w:t>
+      </w:r>
+      <w:proofErr w:type="spellEnd"/>
+      <w:r>
+        <w:t>,</w:t>
+      </w:r>
+    </w:p>
+    <w:p>
+      <w:proofErr w:type="spellStart"/>
+      <w:r>
+        <w:t>enrollment_date</w:t>
+      </w:r>
+      <w:proofErr w:type="spellEnd"/>
+      <w:r>
+        <w:t xml:space="preserve"> date</w:t>
+      </w:r>
+    </w:p>
+    <w:p>
+      <w:r>
+        <w:t>)</w:t>
+      </w:r>
+    </w:p>
+    <w:p>
+      <w:r>
+        <w:t>describe students</w:t>
+      </w:r>
+    </w:p>
+    <w:p>
+      <w:r>
+        <w:t xml:space="preserve">alter table students modify email </w:t>
+      </w:r>
+      <w:proofErr w:type="spellStart"/>
+      <w:r>
+        <w:t>varchar</w:t>
+      </w:r>
+      <w:proofErr w:type="spellEnd"/>
+      <w:r>
+        <w:t>(150)</w:t>
+      </w:r>
+    </w:p>
+    <w:p>
+      <w:r>
+        <w:t xml:space="preserve">alter table course rename column </w:t>
+      </w:r>
+      <w:proofErr w:type="spellStart"/>
+      <w:r>
+        <w:t>course_description</w:t>
+      </w:r>
+      <w:proofErr w:type="spellEnd"/>
+      <w:r>
+        <w:t xml:space="preserve"> to description</w:t>
+      </w:r>
+    </w:p>
+    <w:p>
+      <w:pPr>
+        <w:pBdr>
+          <w:bottom w:val="single" w:sz="6" w:space="1" w:color="auto"/>
+        </w:pBdr>
+      </w:pPr>
+      <w:r>
+        <w:t>describe course</w:t>
+      </w:r>
+    </w:p>
+    <w:p>
+      <w:pPr>
+        <w:pBdr>
+          <w:bottom w:val="single" w:sz="6" w:space="1" w:color="auto"/>
+        </w:pBdr>
+      </w:pPr>
+    </w:p>
+    <w:p>
+      <w:r>
+        <w:t>create table department (</w:t>
+      </w:r>
+    </w:p>
+    <w:p>
+      <w:proofErr w:type="spellStart"/>
+      <w:r>
+        <w:t>Departmentid</w:t>
+      </w:r>
+      <w:proofErr w:type="spellEnd"/>
+      <w:r>
+        <w:t xml:space="preserve"> </w:t>
+      </w:r>
+      <w:proofErr w:type="spellStart"/>
+      <w:r>
+        <w:t>int</w:t>
+      </w:r>
+      <w:proofErr w:type="spellEnd"/>
+      <w:r>
+        <w:t>,</w:t>
+      </w:r>
+    </w:p>
+    <w:p>
+      <w:proofErr w:type="spellStart"/>
+      <w:r>
+        <w:t>departmentname</w:t>
+      </w:r>
+      <w:proofErr w:type="spellEnd"/>
+      <w:r>
+        <w:t xml:space="preserve"> char(10),</w:t>
+      </w:r>
+    </w:p>
+    <w:p>
+      <w:r>
+        <w:t xml:space="preserve">constraint </w:t>
+      </w:r>
+      <w:proofErr w:type="spellStart"/>
+      <w:r>
+        <w:t>dep_pk</w:t>
+      </w:r>
+      <w:proofErr w:type="spellEnd"/>
+      <w:r>
+        <w:t xml:space="preserve"> primary key(</w:t>
+      </w:r>
+      <w:proofErr w:type="spellStart"/>
+      <w:r>
+        <w:t>departmentid</w:t>
+      </w:r>
+      <w:proofErr w:type="spellEnd"/>
+      <w:r>
+        <w:t>)</w:t>
+      </w:r>
+    </w:p>
+    <w:p>
+      <w:r>
+        <w:t>)</w:t>
+      </w:r>
+    </w:p>
+    <w:p>
+      <w:r>
+        <w:t>drop table employee</w:t>
+      </w:r>
+    </w:p>
+    <w:p>
+      <w:r>
+        <w:t>create table employee(</w:t>
+      </w:r>
+    </w:p>
+    <w:p>
+      <w:proofErr w:type="spellStart"/>
+      <w:r>
+        <w:t>employeeid</w:t>
+      </w:r>
+      <w:proofErr w:type="spellEnd"/>
+      <w:r>
+        <w:t xml:space="preserve"> </w:t>
+      </w:r>
+      <w:proofErr w:type="spellStart"/>
+      <w:r>
+        <w:t>int</w:t>
+      </w:r>
+      <w:proofErr w:type="spellEnd"/>
+      <w:r>
+        <w:t>,</w:t>
+      </w:r>
+    </w:p>
+    <w:p>
+      <w:r>
+        <w:t>name char(10),</w:t>
+      </w:r>
+    </w:p>
+    <w:p>
+      <w:r>
+        <w:t xml:space="preserve">age </w:t>
+      </w:r>
+      <w:proofErr w:type="spellStart"/>
+      <w:r>
+        <w:t>int</w:t>
+      </w:r>
+      <w:proofErr w:type="spellEnd"/>
+      <w:r>
+        <w:t>,</w:t>
+      </w:r>
+    </w:p>
+    <w:p>
+      <w:proofErr w:type="spellStart"/>
+      <w:r>
+        <w:t>departmentid</w:t>
+      </w:r>
+      <w:proofErr w:type="spellEnd"/>
+      <w:r>
+        <w:t xml:space="preserve"> </w:t>
+      </w:r>
+      <w:proofErr w:type="spellStart"/>
+      <w:r>
+        <w:t>int</w:t>
+      </w:r>
+      <w:proofErr w:type="spellEnd"/>
+      <w:r>
+        <w:t>,</w:t>
+      </w:r>
+    </w:p>
+    <w:p>
+      <w:r>
+        <w:t xml:space="preserve">constraint </w:t>
+      </w:r>
+      <w:proofErr w:type="spellStart"/>
+      <w:r>
+        <w:t>emp_pk</w:t>
+      </w:r>
+      <w:proofErr w:type="spellEnd"/>
+      <w:r>
+        <w:t xml:space="preserve"> primary key(</w:t>
+      </w:r>
+      <w:proofErr w:type="spellStart"/>
+      <w:r>
+        <w:t>employeeid</w:t>
+      </w:r>
+      <w:proofErr w:type="spellEnd"/>
+      <w:r>
+        <w:t>),</w:t>
+      </w:r>
+    </w:p>
+    <w:p>
+      <w:r>
+        <w:t xml:space="preserve">constraint </w:t>
+      </w:r>
+      <w:proofErr w:type="spellStart"/>
+      <w:r>
+        <w:t>emp_fk</w:t>
+      </w:r>
+      <w:proofErr w:type="spellEnd"/>
+      <w:r>
+        <w:t xml:space="preserve"> foreign key(</w:t>
+      </w:r>
+      <w:proofErr w:type="spellStart"/>
+      <w:r>
+        <w:t>departmentid</w:t>
+      </w:r>
+      <w:proofErr w:type="spellEnd"/>
+      <w:r>
+        <w:t>) references department(</w:t>
+      </w:r>
+      <w:proofErr w:type="spellStart"/>
+      <w:r>
+        <w:t>departmentid</w:t>
+      </w:r>
+      <w:proofErr w:type="spellEnd"/>
+      <w:r>
+        <w:t>)</w:t>
+      </w:r>
+    </w:p>
+    <w:p>
+      <w:r>
+        <w:t>)</w:t>
+      </w:r>
+    </w:p>
+    <w:p>
+      <w:r>
+        <w:t>describe employee</w:t>
+      </w:r>
+    </w:p>
+    <w:p/>
+    <w:p/>
+    <w:p>
+      <w:pPr>
+        <w:pBdr>
+          <w:bottom w:val="single" w:sz="6" w:space="1" w:color="auto"/>
+        </w:pBdr>
+      </w:pPr>
+    </w:p>
+    <w:p>
+      <w:r>
+        <w:t xml:space="preserve">alter table employees add constraint </w:t>
+      </w:r>
+      <w:proofErr w:type="spellStart"/>
+      <w:r>
+        <w:t>Salary_check</w:t>
+      </w:r>
+      <w:proofErr w:type="spellEnd"/>
+      <w:r>
+        <w:t xml:space="preserve"> check(salary&gt;=0)</w:t>
+      </w:r>
+      <w:r>
+        <w:t>,</w:t>
+      </w:r>
+    </w:p>
+    <w:p/>
+    <w:p>
+      <w:r>
+        <w:t>select * from product,</w:t>
+      </w:r>
+    </w:p>
+    <w:p>
+      <w:r>
+        <w:lastRenderedPageBreak/>
+        <w:t>select * from product where price between 45 and 100</w:t>
+      </w:r>
+    </w:p>
+    <w:p>
+      <w:r>
+        <w:t>select name from product where price in (45,</w:t>
+      </w:r>
+    </w:p>
+    <w:p>
+      <w:r>
+        <w:t>50</w:t>
+      </w:r>
+    </w:p>
+    <w:p>
+      <w:r>
+        <w:t>,100)</w:t>
+      </w:r>
+    </w:p>
+    <w:p>
+      <w:r>
+        <w:t>select name from product where name like 'k%',</w:t>
+      </w:r>
+    </w:p>
+    <w:p>
+      <w:r>
+        <w:t>select name from product where name like '%e'</w:t>
+      </w:r>
+    </w:p>
+    <w:p>
+      <w:r>
+        <w:t>select name product where price&lt;=45 and weight &gt;=200</w:t>
+      </w:r>
+    </w:p>
+    <w:p>
+      <w:r>
+        <w:t>select name from product where price&gt;=45 or weight&gt;=200</w:t>
+      </w:r>
+    </w:p>
+    <w:p>
+      <w:r>
+        <w:t>select * from product where not price=40</w:t>
+      </w:r>
+    </w:p>
+    <w:p>
+      <w:r>
+        <w:t>,drop table employees</w:t>
+      </w:r>
+    </w:p>
+    <w:p>
+      <w:r>
+        <w:t>create table employees(</w:t>
+      </w:r>
+    </w:p>
+    <w:p>
+      <w:r>
+        <w:t xml:space="preserve">id </w:t>
+      </w:r>
+      <w:proofErr w:type="spellStart"/>
+      <w:r>
+        <w:t>int</w:t>
+      </w:r>
+      <w:proofErr w:type="spellEnd"/>
+      <w:r>
+        <w:t>,</w:t>
+      </w:r>
+    </w:p>
+    <w:p>
+      <w:r>
+        <w:t xml:space="preserve">name </w:t>
+      </w:r>
+      <w:proofErr w:type="spellStart"/>
+      <w:r>
+        <w:t>varchar</w:t>
+      </w:r>
+      <w:proofErr w:type="spellEnd"/>
+      <w:r>
+        <w:t xml:space="preserve">(20) </w:t>
+      </w:r>
+    </w:p>
+    <w:p>
+      <w:r>
+        <w:t xml:space="preserve">,department </w:t>
+      </w:r>
+      <w:proofErr w:type="spellStart"/>
+      <w:r>
+        <w:t>varchar</w:t>
+      </w:r>
+      <w:proofErr w:type="spellEnd"/>
+      <w:r>
+        <w:t>(20),</w:t>
+      </w:r>
+    </w:p>
+    <w:p>
+      <w:r>
+        <w:t xml:space="preserve">salary </w:t>
+      </w:r>
+      <w:proofErr w:type="spellStart"/>
+      <w:r>
+        <w:t>int</w:t>
+      </w:r>
+      <w:proofErr w:type="spellEnd"/>
+    </w:p>
+    <w:p>
+      <w:r>
+        <w:t xml:space="preserve">,commission </w:t>
+      </w:r>
+      <w:proofErr w:type="spellStart"/>
+      <w:r>
+        <w:t>int</w:t>
+      </w:r>
+      <w:proofErr w:type="spellEnd"/>
+      <w:r>
+        <w:t>)</w:t>
+      </w:r>
+    </w:p>
+    <w:p>
+      <w:r>
+        <w:t>insert all into employees values(1,'anu','hr',15000,null)</w:t>
+      </w:r>
+    </w:p>
+    <w:p>
+      <w:r>
+        <w:t>into employees values(2,'binu','it',25000,2000)</w:t>
+      </w:r>
+    </w:p>
+    <w:p>
+      <w:r>
+        <w:t>into employees values(3,'arya','sales',18000,3000)</w:t>
+      </w:r>
+    </w:p>
+    <w:p>
+      <w:r>
+        <w:t>into employees values(4,'david','it',22000,null)</w:t>
+      </w:r>
+    </w:p>
+    <w:p>
+      <w:r>
+        <w:t>into employees values(5,'amal','hr',17000,null)</w:t>
+      </w:r>
+    </w:p>
+    <w:p>
+      <w:r>
+        <w:t>into employees values(6,'neha','sales',27000,4000)</w:t>
+      </w:r>
+    </w:p>
+    <w:p>
+      <w:r>
+        <w:t>select * from dual</w:t>
+      </w:r>
+    </w:p>
+    <w:p>
+      <w:r>
+        <w:t>select * from employees</w:t>
+      </w:r>
+    </w:p>
+    <w:p>
+      <w:r>
+        <w:t>select * from employees where salary&gt;15000 and salary&lt;25000</w:t>
+      </w:r>
+    </w:p>
+    <w:p>
+      <w:r>
+        <w:t>select * from employees where DEPARTMENT='it' or DEPARTMENT='</w:t>
+      </w:r>
+      <w:proofErr w:type="spellStart"/>
+      <w:r>
+        <w:t>hr</w:t>
+      </w:r>
+      <w:proofErr w:type="spellEnd"/>
+      <w:r>
+        <w:t>'</w:t>
+      </w:r>
+    </w:p>
+    <w:p>
+      <w:r>
+        <w:t>select * from employees where NAME like 'a%'</w:t>
+      </w:r>
+    </w:p>
+    <w:p>
+      <w:r>
+        <w:t>select * from employees where NAME like '%a%',</w:t>
+      </w:r>
+    </w:p>
+    <w:p>
+      <w:r>
+        <w:t>,select * from employees where COMMISSION is null</w:t>
+      </w:r>
+    </w:p>
+    <w:p>
+      <w:r>
+        <w:t>select * from employees where COMMISSION is not null</w:t>
+      </w:r>
+    </w:p>
+    <w:p>
+      <w:r>
+        <w:t>select * from employees where DEPARTMENT='it' and salary&gt;20000</w:t>
+      </w:r>
+    </w:p>
+    <w:p>
+      <w:r>
+        <w:lastRenderedPageBreak/>
+        <w:t>select * from employees where DEPARTMENT&lt;&gt;'sales'</w:t>
+      </w:r>
+    </w:p>
+    <w:p>
+      <w:r>
+        <w:t>select * from employees where salary not between 15000 and 25000</w:t>
+      </w:r>
+    </w:p>
+    <w:p>
+      <w:r>
+        <w:t>select * from employees where NAME not like 'a%'</w:t>
       </w:r>
       <w:bookmarkStart w:id="0" w:name="_GoBack"/>
       <w:bookmarkEnd w:id="0"/>
